--- a/Quanta, Actually - SERIES/QED Course/chapters/Lesson 51 Scattering Amplitudes.docx
+++ b/Quanta, Actually - SERIES/QED Course/chapters/Lesson 51 Scattering Amplitudes.docx
@@ -17,7 +17,7 @@
         <w:jc w:val="center"/>
       </w:pPr>
       <w:r>
-        <w:t>Lesson 51 of the Complete Quantum Electrodynamics Course</w:t>
+        <w:t>Lesson 51 of Quantum, Actually, Volume 2: A QED Course</w:t>
       </w:r>
     </w:p>
     <w:p>
@@ -98,7 +98,16 @@
         <w:pStyle w:val="ListBullet"/>
       </w:pPr>
       <w:r>
-        <w:t>Derive the transition rate per unit time from |S_fi|², and explain why dividing by T, not the raw probability itself, is the physically meaningful quantity.</w:t>
+        <w:t>Derive the transition rate per unit time from |S</w:t>
+      </w:r>
+      <w:r>
+        <w:rPr>
+          <w:vertAlign w:val="subscript"/>
+        </w:rPr>
+        <w:t>fi</w:t>
+      </w:r>
+      <w:r>
+        <w:t>|², and explain why dividing by T, not the raw probability itself, is the physically meaningful quantity.</w:t>
       </w:r>
     </w:p>
     <w:p>
@@ -106,7 +115,25 @@
         <w:pStyle w:val="ListBullet"/>
       </w:pPr>
       <w:r>
-        <w:t>State the complete differential cross-section formula dσ=(1/F)|ℳ|²(2π)⁴δ⁴(ΣP_f−ΣP_i)dΠ, identifying the flux factor F and the Lorentz-invariant phase space dΠ.</w:t>
+        <w:t>State the complete differential cross-section formula dσ=(1/F)|ℳ|²(2π)⁴δ⁴(ΣP</w:t>
+      </w:r>
+      <w:r>
+        <w:rPr>
+          <w:vertAlign w:val="subscript"/>
+        </w:rPr>
+        <w:t>f</w:t>
+      </w:r>
+      <w:r>
+        <w:t>−ΣP</w:t>
+      </w:r>
+      <w:r>
+        <w:rPr>
+          <w:vertAlign w:val="subscript"/>
+        </w:rPr>
+        <w:t>i</w:t>
+      </w:r>
+      <w:r>
+        <w:t>)dΠ, identifying the flux factor F and the Lorentz-invariant phase space dΠ.</w:t>
       </w:r>
     </w:p>
     <w:p>
@@ -114,7 +141,34 @@
         <w:pStyle w:val="ListBullet"/>
       </w:pPr>
       <w:r>
-        <w:t>State the analogous decay-rate formula dΓ=(1/2E_i)|ℳ|²(2π)⁴δ⁴(p_i−ΣP_f)dΠ, and explain why it needs no flux factor.</w:t>
+        <w:t>State the analogous decay-rate formula dΓ=(1/2E</w:t>
+      </w:r>
+      <w:r>
+        <w:rPr>
+          <w:vertAlign w:val="subscript"/>
+        </w:rPr>
+        <w:t>i</w:t>
+      </w:r>
+      <w:r>
+        <w:t>)|ℳ|²(2π)⁴δ⁴(p</w:t>
+      </w:r>
+      <w:r>
+        <w:rPr>
+          <w:vertAlign w:val="subscript"/>
+        </w:rPr>
+        <w:t>i</w:t>
+      </w:r>
+      <w:r>
+        <w:t>−ΣP</w:t>
+      </w:r>
+      <w:r>
+        <w:rPr>
+          <w:vertAlign w:val="subscript"/>
+        </w:rPr>
+        <w:t>f</w:t>
+      </w:r>
+      <w:r>
+        <w:t>)dΠ, and explain why it needs no flux factor.</w:t>
       </w:r>
     </w:p>
     <w:p>
@@ -122,7 +176,16 @@
         <w:pStyle w:val="ListBullet"/>
       </w:pPr>
       <w:r>
-        <w:t>Derive, from the 1/(2E_i) factor alone, that an unstable particle observed in motion has a longer lifetime than in its own rest frame, by exactly the relativistic time-dilation factor γ.</w:t>
+        <w:t>Derive, from the 1/(2E</w:t>
+      </w:r>
+      <w:r>
+        <w:rPr>
+          <w:vertAlign w:val="subscript"/>
+        </w:rPr>
+        <w:t>i</w:t>
+      </w:r>
+      <w:r>
+        <w:t>) factor alone, that an unstable particle observed in motion has a longer lifetime than in its own rest frame, by exactly the relativistic time-dilation factor γ.</w:t>
       </w:r>
     </w:p>
     <w:p>
@@ -222,7 +285,13 @@
           </w:tcPr>
           <w:p>
             <w:r>
-              <w:t>S_fi</w:t>
+              <w:t>S</w:t>
+            </w:r>
+            <w:r>
+              <w:rPr>
+                <w:vertAlign w:val="subscript"/>
+              </w:rPr>
+              <w:t>fi</w:t>
             </w:r>
           </w:p>
         </w:tc>
@@ -313,7 +382,34 @@
           </w:tcPr>
           <w:p>
             <w:r>
-              <w:t>Lorentz-invariant phase-space element, Π_f d³p_f/((2π)³2E_f)</w:t>
+              <w:t>Lorentz-invariant phase-space element, Π</w:t>
+            </w:r>
+            <w:r>
+              <w:rPr>
+                <w:vertAlign w:val="subscript"/>
+              </w:rPr>
+              <w:t>f</w:t>
+            </w:r>
+            <w:r>
+              <w:t xml:space="preserve"> d³p</w:t>
+            </w:r>
+            <w:r>
+              <w:rPr>
+                <w:vertAlign w:val="subscript"/>
+              </w:rPr>
+              <w:t>f</w:t>
+            </w:r>
+            <w:r>
+              <w:t>/((2π)³2E</w:t>
+            </w:r>
+            <w:r>
+              <w:rPr>
+                <w:vertAlign w:val="subscript"/>
+              </w:rPr>
+              <w:t>f</w:t>
+            </w:r>
+            <w:r>
+              <w:t>)</w:t>
             </w:r>
           </w:p>
         </w:tc>
@@ -393,6 +489,67 @@
         </w:tc>
       </w:tr>
     </w:tbl>
+    <w:tbl>
+      <w:tblPr>
+        <w:tblW w:type="auto" w:w="0"/>
+        <w:jc w:val="center"/>
+        <w:tblLayout w:type="fixed"/>
+        <w:tblLook w:firstColumn="1" w:firstRow="1" w:lastColumn="0" w:lastRow="0" w:noHBand="0" w:noVBand="1" w:val="04A0"/>
+        <w:tblBorders>
+          <w:top w:val="single" w:sz="8" w:color="7FA7CF"/>
+          <w:left w:val="single" w:sz="8" w:color="7FA7CF"/>
+          <w:bottom w:val="single" w:sz="8" w:color="7FA7CF"/>
+          <w:right w:val="single" w:sz="8" w:color="7FA7CF"/>
+        </w:tblBorders>
+      </w:tblPr>
+      <w:tblGrid>
+        <w:gridCol w:w="9392"/>
+      </w:tblGrid>
+      <w:tr>
+        <w:tc>
+          <w:tcPr>
+            <w:tcW w:type="dxa" w:w="9392"/>
+            <w:shd w:fill="F3F7FB"/>
+            <w:tcMar>
+              <w:top w:w="140" w:type="dxa"/>
+              <w:start w:w="140" w:type="dxa"/>
+              <w:bottom w:w="140" w:type="dxa"/>
+              <w:end w:w="140" w:type="dxa"/>
+            </w:tcMar>
+          </w:tcPr>
+          <w:p>
+            <w:r>
+              <w:rPr>
+                <w:b/>
+                <w:color w:val="1F4E78"/>
+              </w:rPr>
+              <w:t>First pass: the result before the derivation</w:t>
+            </w:r>
+          </w:p>
+          <w:p>
+            <w:pPr>
+              <w:spacing w:after="60"/>
+            </w:pPr>
+            <w:r>
+              <w:t>The rate of any process is |ℳ|² times a flux factor and phase space, after the (2π)⁴δ⁴ of momentum conservation has been squared and resolved.</w:t>
+            </w:r>
+          </w:p>
+          <w:p>
+            <w:pPr>
+              <w:spacing w:after="60"/>
+            </w:pPr>
+            <w:r>
+              <w:t>Squaring a delta function sounds illegal; done carefully it just gives the spacetime volume, which cancels against the flux.</w:t>
+            </w:r>
+          </w:p>
+        </w:tc>
+      </w:tr>
+    </w:tbl>
+    <w:p>
+      <w:pPr>
+        <w:spacing w:after="80"/>
+      </w:pPr>
+    </w:p>
     <w:p>
       <w:pPr>
         <w:pStyle w:val="Heading2"/>
@@ -411,7 +568,88 @@
     </w:p>
     <w:p>
       <w:r>
-        <w:t>Lesson 50 defined S_fi=δ_fi+i(2π)⁴δ⁴(P_f−P_i)ℳ_fi. For a genuine scattering process (f≠i), the transition probability is |S_fi|²=|(2π)⁴δ⁴(P_f−P_i)|²|ℳ_fi|², and the first factor, a delta function squared, is not itself a delta function or any other ordinary distribution; it needs to be interpreted.</w:t>
+        <w:t>Lesson 50 defined S</w:t>
+      </w:r>
+      <w:r>
+        <w:rPr>
+          <w:vertAlign w:val="subscript"/>
+        </w:rPr>
+        <w:t>fi</w:t>
+      </w:r>
+      <w:r>
+        <w:t>=δ</w:t>
+      </w:r>
+      <w:r>
+        <w:rPr>
+          <w:vertAlign w:val="subscript"/>
+        </w:rPr>
+        <w:t>fi</w:t>
+      </w:r>
+      <w:r>
+        <w:t>+i(2π)⁴δ⁴(P</w:t>
+      </w:r>
+      <w:r>
+        <w:rPr>
+          <w:vertAlign w:val="subscript"/>
+        </w:rPr>
+        <w:t>f</w:t>
+      </w:r>
+      <w:r>
+        <w:t>−P</w:t>
+      </w:r>
+      <w:r>
+        <w:rPr>
+          <w:vertAlign w:val="subscript"/>
+        </w:rPr>
+        <w:t>i</w:t>
+      </w:r>
+      <w:r>
+        <w:t>)ℳ</w:t>
+      </w:r>
+      <w:r>
+        <w:rPr>
+          <w:vertAlign w:val="subscript"/>
+        </w:rPr>
+        <w:t>fi</w:t>
+      </w:r>
+      <w:r>
+        <w:t>. For a genuine scattering process (f≠i), the transition probability is |S</w:t>
+      </w:r>
+      <w:r>
+        <w:rPr>
+          <w:vertAlign w:val="subscript"/>
+        </w:rPr>
+        <w:t>fi</w:t>
+      </w:r>
+      <w:r>
+        <w:t>|²=|(2π)⁴δ⁴(P</w:t>
+      </w:r>
+      <w:r>
+        <w:rPr>
+          <w:vertAlign w:val="subscript"/>
+        </w:rPr>
+        <w:t>f</w:t>
+      </w:r>
+      <w:r>
+        <w:t>−P</w:t>
+      </w:r>
+      <w:r>
+        <w:rPr>
+          <w:vertAlign w:val="subscript"/>
+        </w:rPr>
+        <w:t>i</w:t>
+      </w:r>
+      <w:r>
+        <w:t>)|²|ℳ</w:t>
+      </w:r>
+      <w:r>
+        <w:rPr>
+          <w:vertAlign w:val="subscript"/>
+        </w:rPr>
+        <w:t>fi</w:t>
+      </w:r>
+      <w:r>
+        <w:t>|², and the first factor, a delta function squared, is not itself a delta function or any other ordinary distribution; it needs to be interpreted.</w:t>
       </w:r>
     </w:p>
     <w:p>
@@ -424,7 +662,16 @@
     </w:p>
     <w:p>
       <w:r>
-        <w:t>Using the Fourier representation (2π)⁴δ⁴(P)=∫d⁴x e^(iPx), already used throughout Lessons 45–50, setting P=0 gives</w:t>
+        <w:t>Using the Fourier representation (2π)⁴δ⁴(P)=∫d⁴x e</w:t>
+      </w:r>
+      <w:r>
+        <w:rPr>
+          <w:vertAlign w:val="superscript"/>
+        </w:rPr>
+        <w:t>iPx</w:t>
+      </w:r>
+      <w:r>
+        <w:t>, already used throughout Lessons 45–50, setting P=0 gives</w:t>
       </w:r>
     </w:p>
     <w:p>
@@ -689,7 +936,25 @@
     </w:p>
     <w:p>
       <w:r>
-        <w:t>Explain why it is legitimate to set P=0 in only one of the two copies of the delta function, not both. One copy of δ⁴(P_f−P_i) is retained as an ordinary distribution, imposing momentum conservation on whatever is integrated against it later (the final-state phase space, Section 3.3); the other copy is evaluated at the specific point P=0, which is the only point where the first delta function is nonzero, so effectively both are being evaluated together, consistently, at the physical momentum-conserving configuration.</w:t>
+        <w:t>Explain why it is legitimate to set P=0 in only one of the two copies of the delta function, not both. One copy of δ⁴(P</w:t>
+      </w:r>
+      <w:r>
+        <w:rPr>
+          <w:vertAlign w:val="subscript"/>
+        </w:rPr>
+        <w:t>f</w:t>
+      </w:r>
+      <w:r>
+        <w:t>−P</w:t>
+      </w:r>
+      <w:r>
+        <w:rPr>
+          <w:vertAlign w:val="subscript"/>
+        </w:rPr>
+        <w:t>i</w:t>
+      </w:r>
+      <w:r>
+        <w:t>) is retained as an ordinary distribution, imposing momentum conservation on whatever is integrated against it later (the final-state phase space, Section 3.3); the other copy is evaluated at the specific point P=0, which is the only point where the first delta function is nonzero, so effectively both are being evaluated together, consistently, at the physical momentum-conserving configuration.</w:t>
       </w:r>
     </w:p>
     <w:p>
@@ -1028,12 +1293,30 @@
         <w:pStyle w:val="Heading3"/>
       </w:pPr>
       <w:r>
-        <w:t>2.2 Why not just use |S_fi|² directly</w:t>
+        <w:t>2.2 Why not just use |S</w:t>
+      </w:r>
+      <w:r>
+        <w:rPr>
+          <w:vertAlign w:val="subscript"/>
+        </w:rPr>
+        <w:t>fi</w:t>
+      </w:r>
+      <w:r>
+        <w:t>|² directly</w:t>
       </w:r>
     </w:p>
     <w:p>
       <w:r>
-        <w:t>A raw probability |S_fi|² depends on the arbitrary elapsed time T over which the experiment happens to run, and, before dividing, is not even well defined (it diverges as T→∞); only after dividing by T does a finite, meaningful, repeatable number emerge, analogous to how a radioactive sample's decay probability over an arbitrarily long observation is not itself the physically fundamental quantity, its decay rate (probability per unit time) is.</w:t>
+        <w:t>A raw probability |S</w:t>
+      </w:r>
+      <w:r>
+        <w:rPr>
+          <w:vertAlign w:val="subscript"/>
+        </w:rPr>
+        <w:t>fi</w:t>
+      </w:r>
+      <w:r>
+        <w:t>|² depends on the arbitrary elapsed time T over which the experiment happens to run, and, before dividing, is not even well defined (it diverges as T→∞); only after dividing by T does a finite, meaningful, repeatable number emerge, analogous to how a radioactive sample's decay probability over an arbitrarily long observation is not itself the physically fundamental quantity, its decay rate (probability per unit time) is.</w:t>
       </w:r>
     </w:p>
     <w:p>
@@ -1047,7 +1330,16 @@
     </w:p>
     <w:p>
       <w:r>
-        <w:t>Explain why the leftover factor of V in Section 2.1's rate is not yet the end of the calculation. V is an arbitrary book-keeping volume, introduced only to make individual delta functions finite intermediate objects; a genuinely V-independent, measurable quantity requires this factor to cancel against other V-dependent normalization factors, specifically the normalization of the relativistic momentum states in the initial flux (Section 3) and, implicitly, in ℳ_fi's own definition through the external wavefunctions of Lesson 49.</w:t>
+        <w:t>Explain why the leftover factor of V in Section 2.1's rate is not yet the end of the calculation. V is an arbitrary book-keeping volume, introduced only to make individual delta functions finite intermediate objects; a genuinely V-independent, measurable quantity requires this factor to cancel against other V-dependent normalization factors, specifically the normalization of the relativistic momentum states in the initial flux (Section 3) and, implicitly, in ℳ</w:t>
+      </w:r>
+      <w:r>
+        <w:rPr>
+          <w:vertAlign w:val="subscript"/>
+        </w:rPr>
+        <w:t>fi</w:t>
+      </w:r>
+      <w:r>
+        <w:t>'s own definition through the external wavefunctions of Lesson 49.</w:t>
       </w:r>
     </w:p>
     <w:p>
@@ -1068,7 +1360,16 @@
     </w:p>
     <w:p>
       <w:r>
-        <w:t>The rate of Section 2.1 depends on how densely the beam particles are packed into the box (through the normalization of the states used to define S_fi), a detail of the experimental setup, not a property of the underlying physics; a cross section is defined precisely to remove this dependence, by dividing the rate by the incident flux, the rate at which target particles are being struck per unit density of the beam.</w:t>
+        <w:t>The rate of Section 2.1 depends on how densely the beam particles are packed into the box (through the normalization of the states used to define S</w:t>
+      </w:r>
+      <w:r>
+        <w:rPr>
+          <w:vertAlign w:val="subscript"/>
+        </w:rPr>
+        <w:t>fi</w:t>
+      </w:r>
+      <w:r>
+        <w:t>), a detail of the experimental setup, not a property of the underlying physics; a cross section is defined precisely to remove this dependence, by dividing the rate by the incident flux, the rate at which target particles are being struck per unit density of the beam.</w:t>
       </w:r>
     </w:p>
     <w:p>
@@ -1328,7 +1629,43 @@
     </w:p>
     <w:p>
       <w:r>
-        <w:t>Each outgoing particle contributes a factor d³p_f/((2π)³2E_f) to the final-state integration measure, the same combination already used for every mode sum since Lesson 35; the explicit 2E_f is exactly what is needed to make this measure Lorentz invariant, consistent with the relativistic normalization u†u=2E_p fixed as a convention early in this course.</w:t>
+        <w:t>Each outgoing particle contributes a factor d³p</w:t>
+      </w:r>
+      <w:r>
+        <w:rPr>
+          <w:vertAlign w:val="subscript"/>
+        </w:rPr>
+        <w:t>f</w:t>
+      </w:r>
+      <w:r>
+        <w:t>/((2π)³2E</w:t>
+      </w:r>
+      <w:r>
+        <w:rPr>
+          <w:vertAlign w:val="subscript"/>
+        </w:rPr>
+        <w:t>f</w:t>
+      </w:r>
+      <w:r>
+        <w:t>) to the final-state integration measure, the same combination already used for every mode sum since Lesson 35; the explicit 2E</w:t>
+      </w:r>
+      <w:r>
+        <w:rPr>
+          <w:vertAlign w:val="subscript"/>
+        </w:rPr>
+        <w:t>f</w:t>
+      </w:r>
+      <w:r>
+        <w:t xml:space="preserve"> is exactly what is needed to make this measure Lorentz invariant, consistent with the relativistic normalization u†u=2E</w:t>
+      </w:r>
+      <w:r>
+        <w:rPr>
+          <w:vertAlign w:val="subscript"/>
+        </w:rPr>
+        <w:t>p</w:t>
+      </w:r>
+      <w:r>
+        <w:t xml:space="preserve"> fixed as a convention early in this course.</w:t>
       </w:r>
     </w:p>
     <w:p>
@@ -1532,6 +1869,60 @@
       </m:oMathPara>
     </w:p>
     <w:p>
+      <w:pPr>
+        <w:keepNext/>
+        <w:spacing w:before="160" w:after="40"/>
+        <w:jc w:val="center"/>
+      </w:pPr>
+      <w:r>
+        <w:drawing>
+          <wp:inline xmlns:a="http://schemas.openxmlformats.org/drawingml/2006/main" xmlns:pic="http://schemas.openxmlformats.org/drawingml/2006/picture">
+            <wp:extent cx="5669280" cy="704716"/>
+            <wp:docPr id="1" name="Picture 1"/>
+            <wp:cNvGraphicFramePr>
+              <a:graphicFrameLocks noChangeAspect="1"/>
+            </wp:cNvGraphicFramePr>
+            <a:graphic>
+              <a:graphicData uri="http://schemas.openxmlformats.org/drawingml/2006/picture">
+                <pic:pic>
+                  <pic:nvPicPr>
+                    <pic:cNvPr id="0" name="L59_flow.png"/>
+                    <pic:cNvPicPr/>
+                  </pic:nvPicPr>
+                  <pic:blipFill>
+                    <a:blip r:embed="rId11"/>
+                    <a:stretch>
+                      <a:fillRect/>
+                    </a:stretch>
+                  </pic:blipFill>
+                  <pic:spPr>
+                    <a:xfrm>
+                      <a:off x="0" y="0"/>
+                      <a:ext cx="5669280" cy="704716"/>
+                    </a:xfrm>
+                    <a:prstGeom prst="rect"/>
+                  </pic:spPr>
+                </pic:pic>
+              </a:graphicData>
+            </a:graphic>
+          </wp:inline>
+        </w:drawing>
+      </w:r>
+    </w:p>
+    <w:p>
+      <w:pPr>
+        <w:spacing w:after="200"/>
+        <w:jc w:val="center"/>
+      </w:pPr>
+      <w:r>
+        <w:rPr>
+          <w:i/>
+          <w:sz w:val="19"/>
+        </w:rPr>
+        <w:t>Figure 51.1. From amplitude to measurement: |ℳ|², averaged and summed over spins, times flux and phase-space factors, gives the cross section.</w:t>
+      </w:r>
+    </w:p>
+    <w:p>
       <w:r>
         <w:t>with the remaining volume factor of Section 2.1 having cancelled against the normalization built into F and the phase-space measure (Exercise 10 traces this cancellation structurally).</w:t>
       </w:r>
@@ -1547,7 +1938,25 @@
     </w:p>
     <w:p>
       <w:r>
-        <w:t>State, in words, what each of the four pieces of Section 3.4's formula represents. |ℳ|² is the process-specific physics, computed diagram by diagram as in Lesson 50; 1/F converts a raw rate into a quantity independent of beam density; (2π)⁴δ⁴(ΣP_f−ΣP_i) enforces overall energy-momentum conservation; and the product of phase-space factors sums over every kinematically allowed configuration of the final-state particles, weighted by the Lorentz-invariant measure appropriate to each.</w:t>
+        <w:t>State, in words, what each of the four pieces of Section 3.4's formula represents. |ℳ|² is the process-specific physics, computed diagram by diagram as in Lesson 50; 1/F converts a raw rate into a quantity independent of beam density; (2π)⁴δ⁴(ΣP</w:t>
+      </w:r>
+      <w:r>
+        <w:rPr>
+          <w:vertAlign w:val="subscript"/>
+        </w:rPr>
+        <w:t>f</w:t>
+      </w:r>
+      <w:r>
+        <w:t>−ΣP</w:t>
+      </w:r>
+      <w:r>
+        <w:rPr>
+          <w:vertAlign w:val="subscript"/>
+        </w:rPr>
+        <w:t>i</w:t>
+      </w:r>
+      <w:r>
+        <w:t>) enforces overall energy-momentum conservation; and the product of phase-space factors sums over every kinematically allowed configuration of the final-state particles, weighted by the Lorentz-invariant measure appropriate to each.</w:t>
       </w:r>
     </w:p>
     <w:p>
@@ -1568,7 +1977,16 @@
     </w:p>
     <w:p>
       <w:r>
-        <w:t>A single unstable particle at rest (or in any frame) has no "incident beam" and hence no flux to divide by; the analogous role is played by a single factor of 1/(2E_i), from the initial particle's own relativistic normalization, in place of the two-particle flux factor F.</w:t>
+        <w:t>A single unstable particle at rest (or in any frame) has no "incident beam" and hence no flux to divide by; the analogous role is played by a single factor of 1/(2E</w:t>
+      </w:r>
+      <w:r>
+        <w:rPr>
+          <w:vertAlign w:val="subscript"/>
+        </w:rPr>
+        <w:t>i</w:t>
+      </w:r>
+      <w:r>
+        <w:t>), from the initial particle's own relativistic normalization, in place of the two-particle flux factor F.</w:t>
       </w:r>
     </w:p>
     <w:p>
@@ -1796,7 +2214,52 @@
     </w:p>
     <w:p>
       <w:r>
-        <w:t>Explain why |ℳ|² and the phase-space integral in Section 4.2, each built from Lorentz scalars and Lorentz-invariant measures, being multiplied only by the single frame-dependent factor 1/(2E_i), makes the E_i-dependence of dΓ completely explicit and isolated. Every other object in Section 4.2's formula (ℳ, the delta function, each d³p_f/(2E_f)) is a Lorentz scalar or built from Lorentz-invariant measures, unaffected by which frame the calculation is performed in; the entire frame dependence of dΓ is therefore carried by the single explicit factor 1/(2E_i), with nothing else needed to track how the rate changes between frames.</w:t>
+        <w:t>Explain why |ℳ|² and the phase-space integral in Section 4.2, each built from Lorentz scalars and Lorentz-invariant measures, being multiplied only by the single frame-dependent factor 1/(2E</w:t>
+      </w:r>
+      <w:r>
+        <w:rPr>
+          <w:vertAlign w:val="subscript"/>
+        </w:rPr>
+        <w:t>i</w:t>
+      </w:r>
+      <w:r>
+        <w:t>), makes the E</w:t>
+      </w:r>
+      <w:r>
+        <w:rPr>
+          <w:vertAlign w:val="subscript"/>
+        </w:rPr>
+        <w:t>i</w:t>
+      </w:r>
+      <w:r>
+        <w:t>-dependence of dΓ completely explicit and isolated. Every other object in Section 4.2's formula (ℳ, the delta function, each d³p</w:t>
+      </w:r>
+      <w:r>
+        <w:rPr>
+          <w:vertAlign w:val="subscript"/>
+        </w:rPr>
+        <w:t>f</w:t>
+      </w:r>
+      <w:r>
+        <w:t>/(2E</w:t>
+      </w:r>
+      <w:r>
+        <w:rPr>
+          <w:vertAlign w:val="subscript"/>
+        </w:rPr>
+        <w:t>f</w:t>
+      </w:r>
+      <w:r>
+        <w:t>)) is a Lorentz scalar or built from Lorentz-invariant measures, unaffected by which frame the calculation is performed in; the entire frame dependence of dΓ is therefore carried by the single explicit factor 1/(2E</w:t>
+      </w:r>
+      <w:r>
+        <w:rPr>
+          <w:vertAlign w:val="subscript"/>
+        </w:rPr>
+        <w:t>i</w:t>
+      </w:r>
+      <w:r>
+        <w:t>), with nothing else needed to track how the rate changes between frames.</w:t>
       </w:r>
     </w:p>
     <w:p>
@@ -1810,7 +2273,70 @@
     </w:p>
     <w:p>
       <w:r>
-        <w:t>Use Worked example 4 to derive how an unstable particle's observed lifetime depends on its speed. In the particle's own rest frame, E_i=m, giving the rest-frame decay rate Γ_0. Observed in a frame where the particle moves with energy E_i=γm (γ the Lorentz factor), every other factor in the formula is unchanged (being Lorentz invariant), so the observed rate is Γ=Γ_0/γ, smaller by exactly the factor γ. Since lifetime is the inverse of rate, τ=1/Γ=γ/Γ_0=γτ_0: the observed lifetime is longer than the rest-frame lifetime by exactly the relativistic time-dilation factor γ, derived here directly from the 1/(2E_i) normalization factor in the decay-rate formula, with no separate appeal to special relativity's time-dilation formula needed.</w:t>
+        <w:t>Use Worked example 4 to derive how an unstable particle's observed lifetime depends on its speed. In the particle's own rest frame, E</w:t>
+      </w:r>
+      <w:r>
+        <w:rPr>
+          <w:vertAlign w:val="subscript"/>
+        </w:rPr>
+        <w:t>i</w:t>
+      </w:r>
+      <w:r>
+        <w:t>=m, giving the rest-frame decay rate Γ</w:t>
+      </w:r>
+      <w:r>
+        <w:rPr>
+          <w:vertAlign w:val="subscript"/>
+        </w:rPr>
+        <w:t>0</w:t>
+      </w:r>
+      <w:r>
+        <w:t>. Observed in a frame where the particle moves with energy E</w:t>
+      </w:r>
+      <w:r>
+        <w:rPr>
+          <w:vertAlign w:val="subscript"/>
+        </w:rPr>
+        <w:t>i</w:t>
+      </w:r>
+      <w:r>
+        <w:t>=γm (γ the Lorentz factor), every other factor in the formula is unchanged (being Lorentz invariant), so the observed rate is Γ=Γ</w:t>
+      </w:r>
+      <w:r>
+        <w:rPr>
+          <w:vertAlign w:val="subscript"/>
+        </w:rPr>
+        <w:t>0</w:t>
+      </w:r>
+      <w:r>
+        <w:t>/γ, smaller by exactly the factor γ. Since lifetime is the inverse of rate, τ=1/Γ=γ/Γ</w:t>
+      </w:r>
+      <w:r>
+        <w:rPr>
+          <w:vertAlign w:val="subscript"/>
+        </w:rPr>
+        <w:t>0</w:t>
+      </w:r>
+      <w:r>
+        <w:t>=γτ</w:t>
+      </w:r>
+      <w:r>
+        <w:rPr>
+          <w:vertAlign w:val="subscript"/>
+        </w:rPr>
+        <w:t>0</w:t>
+      </w:r>
+      <w:r>
+        <w:t>: the observed lifetime is longer than the rest-frame lifetime by exactly the relativistic time-dilation factor γ, derived here directly from the 1/(2E</w:t>
+      </w:r>
+      <w:r>
+        <w:rPr>
+          <w:vertAlign w:val="subscript"/>
+        </w:rPr>
+        <w:t>i</w:t>
+      </w:r>
+      <w:r>
+        <w:t>) normalization factor in the decay-rate formula, with no separate appeal to special relativity's time-dilation formula needed.</w:t>
       </w:r>
     </w:p>
     <w:p>
@@ -1968,7 +2494,25 @@
           </w:tcPr>
           <w:p>
             <w:r>
-              <w:t>dΓ=(1/2E_i)|ℳ|²(2π)⁴δ⁴(p_i−ΣP)dΠ</w:t>
+              <w:t>dΓ=(1/2E</w:t>
+            </w:r>
+            <w:r>
+              <w:rPr>
+                <w:vertAlign w:val="subscript"/>
+              </w:rPr>
+              <w:t>i</w:t>
+            </w:r>
+            <w:r>
+              <w:t>)|ℳ|²(2π)⁴δ⁴(p</w:t>
+            </w:r>
+            <w:r>
+              <w:rPr>
+                <w:vertAlign w:val="subscript"/>
+              </w:rPr>
+              <w:t>i</w:t>
+            </w:r>
+            <w:r>
+              <w:t>−ΣP)dΠ</w:t>
             </w:r>
           </w:p>
         </w:tc>
@@ -2005,7 +2549,25 @@
           </w:tcPr>
           <w:p>
             <w:r>
-              <w:t>τ=γτ_0 derived from 1/(2E_i)</w:t>
+              <w:t>τ=γτ</w:t>
+            </w:r>
+            <w:r>
+              <w:rPr>
+                <w:vertAlign w:val="subscript"/>
+              </w:rPr>
+              <w:t>0</w:t>
+            </w:r>
+            <w:r>
+              <w:t xml:space="preserve"> derived from 1/(2E</w:t>
+            </w:r>
+            <w:r>
+              <w:rPr>
+                <w:vertAlign w:val="subscript"/>
+              </w:rPr>
+              <w:t>i</w:t>
+            </w:r>
+            <w:r>
+              <w:t>)</w:t>
             </w:r>
           </w:p>
         </w:tc>
@@ -2087,7 +2649,16 @@
         </w:numPr>
       </w:pPr>
       <w:r>
-        <w:t>Squaring the momentum-conserving delta function in S_fi gives (2π)⁴δ⁴(P)·VT, using the Fourier representation to identify (2π)⁴δ⁴(0)=VT.</w:t>
+        <w:t>Squaring the momentum-conserving delta function in S</w:t>
+      </w:r>
+      <w:r>
+        <w:rPr>
+          <w:vertAlign w:val="subscript"/>
+        </w:rPr>
+        <w:t>fi</w:t>
+      </w:r>
+      <w:r>
+        <w:t xml:space="preserve"> gives (2π)⁴δ⁴(P)·VT, using the Fourier representation to identify (2π)⁴δ⁴(0)=VT.</w:t>
       </w:r>
     </w:p>
     <w:p>
@@ -2123,7 +2694,34 @@
         </w:numPr>
       </w:pPr>
       <w:r>
-        <w:t>For a single decaying particle, no flux factor exists; the analogous role is played by 1/(2E_i), giving dΓ=(1/2E_i)|ℳ|²(2π)⁴δ⁴(p_i−ΣP)dΠ.</w:t>
+        <w:t>For a single decaying particle, no flux factor exists; the analogous role is played by 1/(2E</w:t>
+      </w:r>
+      <w:r>
+        <w:rPr>
+          <w:vertAlign w:val="subscript"/>
+        </w:rPr>
+        <w:t>i</w:t>
+      </w:r>
+      <w:r>
+        <w:t>), giving dΓ=(1/2E</w:t>
+      </w:r>
+      <w:r>
+        <w:rPr>
+          <w:vertAlign w:val="subscript"/>
+        </w:rPr>
+        <w:t>i</w:t>
+      </w:r>
+      <w:r>
+        <w:t>)|ℳ|²(2π)⁴δ⁴(p</w:t>
+      </w:r>
+      <w:r>
+        <w:rPr>
+          <w:vertAlign w:val="subscript"/>
+        </w:rPr>
+        <w:t>i</w:t>
+      </w:r>
+      <w:r>
+        <w:t>−ΣP)dΠ.</w:t>
       </w:r>
     </w:p>
     <w:p>
@@ -2135,7 +2733,16 @@
         </w:numPr>
       </w:pPr>
       <w:r>
-        <w:t>Every factor in the decay-rate formula except 1/(2E_i) is Lorentz invariant, so the formula's entire frame dependence is carried by that one factor.</w:t>
+        <w:t>Every factor in the decay-rate formula except 1/(2E</w:t>
+      </w:r>
+      <w:r>
+        <w:rPr>
+          <w:vertAlign w:val="subscript"/>
+        </w:rPr>
+        <w:t>i</w:t>
+      </w:r>
+      <w:r>
+        <w:t>) is Lorentz invariant, so the formula's entire frame dependence is carried by that one factor.</w:t>
       </w:r>
     </w:p>
     <w:p>
@@ -2147,7 +2754,16 @@
         </w:numPr>
       </w:pPr>
       <w:r>
-        <w:t>This directly gives τ=γτ_0: an unstable particle observed in motion lives longer than in its own rest frame by exactly the time-dilation factor γ.</w:t>
+        <w:t>This directly gives τ=γτ</w:t>
+      </w:r>
+      <w:r>
+        <w:rPr>
+          <w:vertAlign w:val="subscript"/>
+        </w:rPr>
+        <w:t>0</w:t>
+      </w:r>
+      <w:r>
+        <w:t>: an unstable particle observed in motion lives longer than in its own rest frame by exactly the time-dilation factor γ.</w:t>
       </w:r>
     </w:p>
     <w:p>
@@ -2260,7 +2876,67 @@
           </w:tcPr>
           <w:p>
             <w:r>
-              <w:t>State S_fi=δ_fi+i(2π)⁴δ⁴(P_f−P_i)ℳ_fi and explain why, for f≠i, only the second term contributes to |S_fi|².</w:t>
+              <w:rPr>
+                <w:b/>
+              </w:rPr>
+              <w:t>Core.</w:t>
+            </w:r>
+            <w:r>
+              <w:t xml:space="preserve"> State S</w:t>
+            </w:r>
+            <w:r>
+              <w:rPr>
+                <w:vertAlign w:val="subscript"/>
+              </w:rPr>
+              <w:t>fi</w:t>
+            </w:r>
+            <w:r>
+              <w:t>=δ</w:t>
+            </w:r>
+            <w:r>
+              <w:rPr>
+                <w:vertAlign w:val="subscript"/>
+              </w:rPr>
+              <w:t>fi</w:t>
+            </w:r>
+            <w:r>
+              <w:t>+i(2π)⁴δ⁴(P</w:t>
+            </w:r>
+            <w:r>
+              <w:rPr>
+                <w:vertAlign w:val="subscript"/>
+              </w:rPr>
+              <w:t>f</w:t>
+            </w:r>
+            <w:r>
+              <w:t>−P</w:t>
+            </w:r>
+            <w:r>
+              <w:rPr>
+                <w:vertAlign w:val="subscript"/>
+              </w:rPr>
+              <w:t>i</w:t>
+            </w:r>
+            <w:r>
+              <w:t>)ℳ</w:t>
+            </w:r>
+            <w:r>
+              <w:rPr>
+                <w:vertAlign w:val="subscript"/>
+              </w:rPr>
+              <w:t>fi</w:t>
+            </w:r>
+            <w:r>
+              <w:t xml:space="preserve"> and explain why, for f≠i, only the second term contributes to |S</w:t>
+            </w:r>
+            <w:r>
+              <w:rPr>
+                <w:vertAlign w:val="subscript"/>
+              </w:rPr>
+              <w:t>fi</w:t>
+            </w:r>
+            <w:r>
+              <w:t>|².</w:t>
             </w:r>
           </w:p>
         </w:tc>
@@ -2298,7 +2974,22 @@
           </w:tcPr>
           <w:p>
             <w:r>
-              <w:t>Using (2π)⁴δ⁴(P)=∫d⁴x e^(iPx), evaluate the integral at P=0 and explain why the result is the total four-volume of spacetime, VT.</w:t>
+              <w:rPr>
+                <w:b/>
+              </w:rPr>
+              <w:t>Core.</w:t>
+            </w:r>
+            <w:r>
+              <w:t xml:space="preserve"> Using (2π)⁴δ⁴(P)=∫d⁴x e</w:t>
+            </w:r>
+            <w:r>
+              <w:rPr>
+                <w:vertAlign w:val="superscript"/>
+              </w:rPr>
+              <w:t>iPx</w:t>
+            </w:r>
+            <w:r>
+              <w:t>, evaluate the integral at P=0 and explain why the result is the total four-volume of spacetime, VT.</w:t>
             </w:r>
           </w:p>
         </w:tc>
@@ -2334,7 +3025,49 @@
           </w:tcPr>
           <w:p>
             <w:r>
-              <w:t>Combine Exercises 1 and 2 to derive |S_fi|²=VT(2π)⁴δ⁴(P_f−P_i)|ℳ_fi|².</w:t>
+              <w:rPr>
+                <w:b/>
+              </w:rPr>
+              <w:t>Extension.</w:t>
+            </w:r>
+            <w:r>
+              <w:t xml:space="preserve"> Combine Exercises 1 and 2 to derive |S</w:t>
+            </w:r>
+            <w:r>
+              <w:rPr>
+                <w:vertAlign w:val="subscript"/>
+              </w:rPr>
+              <w:t>fi</w:t>
+            </w:r>
+            <w:r>
+              <w:t>|²=VT(2π)⁴δ⁴(P</w:t>
+            </w:r>
+            <w:r>
+              <w:rPr>
+                <w:vertAlign w:val="subscript"/>
+              </w:rPr>
+              <w:t>f</w:t>
+            </w:r>
+            <w:r>
+              <w:t>−P</w:t>
+            </w:r>
+            <w:r>
+              <w:rPr>
+                <w:vertAlign w:val="subscript"/>
+              </w:rPr>
+              <w:t>i</w:t>
+            </w:r>
+            <w:r>
+              <w:t>)|ℳ</w:t>
+            </w:r>
+            <w:r>
+              <w:rPr>
+                <w:vertAlign w:val="subscript"/>
+              </w:rPr>
+              <w:t>fi</w:t>
+            </w:r>
+            <w:r>
+              <w:t>|².</w:t>
             </w:r>
           </w:p>
         </w:tc>
@@ -2372,7 +3105,13 @@
           </w:tcPr>
           <w:p>
             <w:r>
-              <w:t>Divide Exercise 3's result by T and state the resulting expression for the transition rate.</w:t>
+              <w:rPr>
+                <w:b/>
+              </w:rPr>
+              <w:t>Core.</w:t>
+            </w:r>
+            <w:r>
+              <w:t xml:space="preserve"> Divide Exercise 3's result by T and state the resulting expression for the transition rate.</w:t>
             </w:r>
           </w:p>
         </w:tc>
@@ -2408,7 +3147,13 @@
           </w:tcPr>
           <w:p>
             <w:r>
-              <w:t>Explain, in one or two sentences, why a probability that grows linearly with T is exactly what a constant transition rate predicts, rather than a sign of an error.</w:t>
+              <w:rPr>
+                <w:b/>
+              </w:rPr>
+              <w:t>Core.</w:t>
+            </w:r>
+            <w:r>
+              <w:t xml:space="preserve"> Explain, in one or two sentences, why a probability that grows linearly with T is exactly what a constant transition rate predicts, rather than a sign of an error.</w:t>
             </w:r>
           </w:p>
         </w:tc>
@@ -2446,7 +3191,13 @@
           </w:tcPr>
           <w:p>
             <w:r>
-              <w:t>Explain why the leftover factor of V in the rate of Exercise 4 means this rate, by itself, is not yet a quantity two different experiments (with different beam densities) would agree on.</w:t>
+              <w:rPr>
+                <w:b/>
+              </w:rPr>
+              <w:t>Core.</w:t>
+            </w:r>
+            <w:r>
+              <w:t xml:space="preserve"> Explain why the leftover factor of V in the rate of Exercise 4 means this rate, by itself, is not yet a quantity two different experiments (with different beam densities) would agree on.</w:t>
             </w:r>
           </w:p>
         </w:tc>
@@ -2482,7 +3233,13 @@
           </w:tcPr>
           <w:p>
             <w:r>
-              <w:t>State both forms of the flux factor F given in Section 3.2, and identify which experimental setups (name two) correspond to the collinear case where they agree.</w:t>
+              <w:rPr>
+                <w:b/>
+              </w:rPr>
+              <w:t>Core.</w:t>
+            </w:r>
+            <w:r>
+              <w:t xml:space="preserve"> State both forms of the flux factor F given in Section 3.2, and identify which experimental setups (name two) correspond to the collinear case where they agree.</w:t>
             </w:r>
           </w:p>
         </w:tc>
@@ -2520,7 +3277,13 @@
           </w:tcPr>
           <w:p>
             <w:r>
-              <w:t>In the center-of-momentum frame, with p₁=−p₂ (equal and opposite three-momenta), write v₁=|p₁|/E₁ and v₂=|p₁|/E₂ (using |p₂|=|p₁| in this frame), and state, without full algebra, why F=4E₁E₂|v₁−v₂| and F=4√((p₁·p₂)²−m₁²m₂²) are expected to agree in this specific, collinear case.</w:t>
+              <w:rPr>
+                <w:b/>
+              </w:rPr>
+              <w:t>Extension.</w:t>
+            </w:r>
+            <w:r>
+              <w:t xml:space="preserve"> In the center-of-momentum frame, with p₁=−p₂ (equal and opposite three-momenta), write v₁=|p₁|/E₁ and v₂=|p₁|/E₂ (using |p₂|=|p₁| in this frame), and state, without full algebra, why F=4E₁E₂|v₁−v₂| and F=4√((p₁·p₂)²−m₁²m₂²) are expected to agree in this specific, collinear case.</w:t>
             </w:r>
           </w:p>
         </w:tc>
@@ -2556,7 +3319,22 @@
           </w:tcPr>
           <w:p>
             <w:r>
-              <w:t>Explain why the phase-space measure d³p/((2π)³2E) is Lorentz invariant, citing the relativistic normalization convention u†u=2E_p already used since Lesson 20 or so.</w:t>
+              <w:rPr>
+                <w:b/>
+              </w:rPr>
+              <w:t>Extension.</w:t>
+            </w:r>
+            <w:r>
+              <w:t xml:space="preserve"> Explain why the phase-space measure d³p/((2π)³2E) is Lorentz invariant, citing the relativistic normalization convention u†u=2E</w:t>
+            </w:r>
+            <w:r>
+              <w:rPr>
+                <w:vertAlign w:val="subscript"/>
+              </w:rPr>
+              <w:t>p</w:t>
+            </w:r>
+            <w:r>
+              <w:t xml:space="preserve"> already used since Lesson 20 or so.</w:t>
             </w:r>
           </w:p>
         </w:tc>
@@ -2594,7 +3372,13 @@
           </w:tcPr>
           <w:p>
             <w:r>
-              <w:t>Explain, in general terms, how the leftover factor of V from Exercise 4 is expected to cancel once the flux factor F and the phase-space measure's normalization are both included in the full cross-section formula of Section 3.4.</w:t>
+              <w:rPr>
+                <w:b/>
+              </w:rPr>
+              <w:t>Extension.</w:t>
+            </w:r>
+            <w:r>
+              <w:t xml:space="preserve"> Explain, in general terms, how the leftover factor of V from Exercise 4 is expected to cancel once the flux factor F and the phase-space measure's normalization are both included in the full cross-section formula of Section 3.4.</w:t>
             </w:r>
           </w:p>
         </w:tc>
@@ -2630,7 +3414,13 @@
           </w:tcPr>
           <w:p>
             <w:r>
-              <w:t>Write the complete cross-section formula from Section 3.4 and label each of its four pieces, following Worked example 3.</w:t>
+              <w:rPr>
+                <w:b/>
+              </w:rPr>
+              <w:t>Core.</w:t>
+            </w:r>
+            <w:r>
+              <w:t xml:space="preserve"> Write the complete cross-section formula from Section 3.4 and label each of its four pieces, following Worked example 3.</w:t>
             </w:r>
           </w:p>
         </w:tc>
@@ -2668,7 +3458,13 @@
           </w:tcPr>
           <w:p>
             <w:r>
-              <w:t>Write the decay-rate formula of Section 4.2 and explain, in one sentence, why it has no flux factor.</w:t>
+              <w:rPr>
+                <w:b/>
+              </w:rPr>
+              <w:t>Core.</w:t>
+            </w:r>
+            <w:r>
+              <w:t xml:space="preserve"> Write the decay-rate formula of Section 4.2 and explain, in one sentence, why it has no flux factor.</w:t>
             </w:r>
           </w:p>
         </w:tc>
@@ -2704,7 +3500,22 @@
           </w:tcPr>
           <w:p>
             <w:r>
-              <w:t>Explain why every factor in the decay-rate formula except 1/(2E_i) is Lorentz invariant, listing each remaining factor and its invariance property.</w:t>
+              <w:rPr>
+                <w:b/>
+              </w:rPr>
+              <w:t>Extension.</w:t>
+            </w:r>
+            <w:r>
+              <w:t xml:space="preserve"> Explain why every factor in the decay-rate formula except 1/(2E</w:t>
+            </w:r>
+            <w:r>
+              <w:rPr>
+                <w:vertAlign w:val="subscript"/>
+              </w:rPr>
+              <w:t>i</w:t>
+            </w:r>
+            <w:r>
+              <w:t>) is Lorentz invariant, listing each remaining factor and its invariance property.</w:t>
             </w:r>
           </w:p>
         </w:tc>
@@ -2742,7 +3553,31 @@
           </w:tcPr>
           <w:p>
             <w:r>
-              <w:t>Derive Γ=Γ_0/γ from Worked example 4's observation, using E_i=γm for a particle observed with Lorentz factor γ.</w:t>
+              <w:rPr>
+                <w:b/>
+              </w:rPr>
+              <w:t>Extension.</w:t>
+            </w:r>
+            <w:r>
+              <w:t xml:space="preserve"> Derive Γ=Γ</w:t>
+            </w:r>
+            <w:r>
+              <w:rPr>
+                <w:vertAlign w:val="subscript"/>
+              </w:rPr>
+              <w:t>0</w:t>
+            </w:r>
+            <w:r>
+              <w:t>/γ from Worked example 4's observation, using E</w:t>
+            </w:r>
+            <w:r>
+              <w:rPr>
+                <w:vertAlign w:val="subscript"/>
+              </w:rPr>
+              <w:t>i</w:t>
+            </w:r>
+            <w:r>
+              <w:t>=γm for a particle observed with Lorentz factor γ.</w:t>
             </w:r>
           </w:p>
         </w:tc>
@@ -2778,7 +3613,22 @@
           </w:tcPr>
           <w:p>
             <w:r>
-              <w:t>Derive τ=γτ_0 from Exercise 14, and state, in a sentence, the well-known physical phenomenon this reproduces.</w:t>
+              <w:rPr>
+                <w:b/>
+              </w:rPr>
+              <w:t>Extension.</w:t>
+            </w:r>
+            <w:r>
+              <w:t xml:space="preserve"> Derive τ=γτ</w:t>
+            </w:r>
+            <w:r>
+              <w:rPr>
+                <w:vertAlign w:val="subscript"/>
+              </w:rPr>
+              <w:t>0</w:t>
+            </w:r>
+            <w:r>
+              <w:t xml:space="preserve"> from Exercise 14, and state, in a sentence, the well-known physical phenomenon this reproduces.</w:t>
             </w:r>
           </w:p>
         </w:tc>
@@ -2816,7 +3666,13 @@
           </w:tcPr>
           <w:p>
             <w:r>
-              <w:t>Challenge: name the two topics (and their lesson numbers) still needed before either formula of this lesson can be evaluated explicitly and numerically for a specific QED process such as Compton scattering, and state in one sentence what each contributes.</w:t>
+              <w:rPr>
+                <w:b/>
+              </w:rPr>
+              <w:t>Challenge.</w:t>
+            </w:r>
+            <w:r>
+              <w:t xml:space="preserve"> Name the two topics (and their lesson numbers) still needed before either formula of this lesson can be evaluated explicitly and numerically for a specific QED process such as Compton scattering, and state in one sentence what each contributes.</w:t>
             </w:r>
           </w:p>
         </w:tc>
@@ -2833,6 +3689,14 @@
     <w:p>
       <w:r>
         <w:rPr>
+          <w:i/>
+        </w:rPr>
+        <w:t>Attempt each exercise before reading its solution. If you are stuck, read only the first sentence of the solution, then try again.</w:t>
+      </w:r>
+    </w:p>
+    <w:p>
+      <w:r>
+        <w:rPr>
           <w:b/>
         </w:rPr>
         <w:t>1.</w:t>
@@ -2841,7 +3705,124 @@
         <w:t xml:space="preserve"> </w:t>
       </w:r>
       <w:r>
-        <w:t>S_fi=δ_fi+i(2π)⁴δ⁴(P_f−P_i)ℳ_fi (Lesson 50). For f≠i, the initial and final states are distinct momentum configurations, so δ_fi=0 identically, leaving only the second term, and |S_fi|²=|i(2π)⁴δ⁴(P_f−P_i)ℳ_fi|²=|(2π)⁴δ⁴(P_f−P_i)|²|ℳ_fi|² (using |i|²=1).</w:t>
+        <w:t>S</w:t>
+      </w:r>
+      <w:r>
+        <w:rPr>
+          <w:vertAlign w:val="subscript"/>
+        </w:rPr>
+        <w:t>fi</w:t>
+      </w:r>
+      <w:r>
+        <w:t>=δ</w:t>
+      </w:r>
+      <w:r>
+        <w:rPr>
+          <w:vertAlign w:val="subscript"/>
+        </w:rPr>
+        <w:t>fi</w:t>
+      </w:r>
+      <w:r>
+        <w:t>+i(2π)⁴δ⁴(P</w:t>
+      </w:r>
+      <w:r>
+        <w:rPr>
+          <w:vertAlign w:val="subscript"/>
+        </w:rPr>
+        <w:t>f</w:t>
+      </w:r>
+      <w:r>
+        <w:t>−P</w:t>
+      </w:r>
+      <w:r>
+        <w:rPr>
+          <w:vertAlign w:val="subscript"/>
+        </w:rPr>
+        <w:t>i</w:t>
+      </w:r>
+      <w:r>
+        <w:t>)ℳ</w:t>
+      </w:r>
+      <w:r>
+        <w:rPr>
+          <w:vertAlign w:val="subscript"/>
+        </w:rPr>
+        <w:t>fi</w:t>
+      </w:r>
+      <w:r>
+        <w:t xml:space="preserve"> (Lesson 50). For f≠i, the initial and final states are distinct momentum configurations, so δ</w:t>
+      </w:r>
+      <w:r>
+        <w:rPr>
+          <w:vertAlign w:val="subscript"/>
+        </w:rPr>
+        <w:t>fi</w:t>
+      </w:r>
+      <w:r>
+        <w:t>=0 identically, leaving only the second term, and |S</w:t>
+      </w:r>
+      <w:r>
+        <w:rPr>
+          <w:vertAlign w:val="subscript"/>
+        </w:rPr>
+        <w:t>fi</w:t>
+      </w:r>
+      <w:r>
+        <w:t>|²=|i(2π)⁴δ⁴(P</w:t>
+      </w:r>
+      <w:r>
+        <w:rPr>
+          <w:vertAlign w:val="subscript"/>
+        </w:rPr>
+        <w:t>f</w:t>
+      </w:r>
+      <w:r>
+        <w:t>−P</w:t>
+      </w:r>
+      <w:r>
+        <w:rPr>
+          <w:vertAlign w:val="subscript"/>
+        </w:rPr>
+        <w:t>i</w:t>
+      </w:r>
+      <w:r>
+        <w:t>)ℳ</w:t>
+      </w:r>
+      <w:r>
+        <w:rPr>
+          <w:vertAlign w:val="subscript"/>
+        </w:rPr>
+        <w:t>fi</w:t>
+      </w:r>
+      <w:r>
+        <w:t>|²=|(2π)⁴δ⁴(P</w:t>
+      </w:r>
+      <w:r>
+        <w:rPr>
+          <w:vertAlign w:val="subscript"/>
+        </w:rPr>
+        <w:t>f</w:t>
+      </w:r>
+      <w:r>
+        <w:t>−P</w:t>
+      </w:r>
+      <w:r>
+        <w:rPr>
+          <w:vertAlign w:val="subscript"/>
+        </w:rPr>
+        <w:t>i</w:t>
+      </w:r>
+      <w:r>
+        <w:t>)|²|ℳ</w:t>
+      </w:r>
+      <w:r>
+        <w:rPr>
+          <w:vertAlign w:val="subscript"/>
+        </w:rPr>
+        <w:t>fi</w:t>
+      </w:r>
+      <w:r>
+        <w:t>|² (using |i|²=1).</w:t>
       </w:r>
     </w:p>
     <w:p>
@@ -2855,7 +3836,34 @@
         <w:t xml:space="preserve"> </w:t>
       </w:r>
       <w:r>
-        <w:t>At P=0, e^(iPx)=e^0=1 for every x, so ∫d⁴x e^(i0x)=∫d⁴x·1, the integral of 1 over all of spacetime, which is exactly the total four-volume, formally infinite but represented as VT (a spatial volume V times an elapsed time T) in a box-normalized regularization.</w:t>
+        <w:t>At P=0, e</w:t>
+      </w:r>
+      <w:r>
+        <w:rPr>
+          <w:vertAlign w:val="superscript"/>
+        </w:rPr>
+        <w:t>iPx</w:t>
+      </w:r>
+      <w:r>
+        <w:t>=e</w:t>
+      </w:r>
+      <w:r>
+        <w:rPr>
+          <w:vertAlign w:val="superscript"/>
+        </w:rPr>
+        <w:t>0</w:t>
+      </w:r>
+      <w:r>
+        <w:t>=1 for every x, so ∫d⁴x e</w:t>
+      </w:r>
+      <w:r>
+        <w:rPr>
+          <w:vertAlign w:val="superscript"/>
+        </w:rPr>
+        <w:t>i0x</w:t>
+      </w:r>
+      <w:r>
+        <w:t>=∫d⁴x·1, the integral of 1 over all of spacetime, which is exactly the total four-volume, formally infinite but represented as VT (a spatial volume V times an elapsed time T) in a box-normalized regularization.</w:t>
       </w:r>
     </w:p>
     <w:p>
@@ -2869,7 +3877,79 @@
         <w:t xml:space="preserve"> </w:t>
       </w:r>
       <w:r>
-        <w:t>|(2π)⁴δ⁴(P_f−P_i)|²=(2π)⁴δ⁴(P_f−P_i)·(2π)⁴δ⁴(0) (treating one factor as an ordinary delta function and evaluating the other, formally identical factor at the point P=0, the only point where the delta function is supported); substituting (2π)⁴δ⁴(0)=VT from Exercise 2 and combining with Exercise 1 gives |S_fi|²=VT(2π)⁴δ⁴(P_f−P_i)|ℳ_fi|².</w:t>
+        <w:t>|(2π)⁴δ⁴(P</w:t>
+      </w:r>
+      <w:r>
+        <w:rPr>
+          <w:vertAlign w:val="subscript"/>
+        </w:rPr>
+        <w:t>f</w:t>
+      </w:r>
+      <w:r>
+        <w:t>−P</w:t>
+      </w:r>
+      <w:r>
+        <w:rPr>
+          <w:vertAlign w:val="subscript"/>
+        </w:rPr>
+        <w:t>i</w:t>
+      </w:r>
+      <w:r>
+        <w:t>)|²=(2π)⁴δ⁴(P</w:t>
+      </w:r>
+      <w:r>
+        <w:rPr>
+          <w:vertAlign w:val="subscript"/>
+        </w:rPr>
+        <w:t>f</w:t>
+      </w:r>
+      <w:r>
+        <w:t>−P</w:t>
+      </w:r>
+      <w:r>
+        <w:rPr>
+          <w:vertAlign w:val="subscript"/>
+        </w:rPr>
+        <w:t>i</w:t>
+      </w:r>
+      <w:r>
+        <w:t>)·(2π)⁴δ⁴(0) (treating one factor as an ordinary delta function and evaluating the other, formally identical factor at the point P=0, the only point where the delta function is supported); substituting (2π)⁴δ⁴(0)=VT from Exercise 2 and combining with Exercise 1 gives |S</w:t>
+      </w:r>
+      <w:r>
+        <w:rPr>
+          <w:vertAlign w:val="subscript"/>
+        </w:rPr>
+        <w:t>fi</w:t>
+      </w:r>
+      <w:r>
+        <w:t>|²=VT(2π)⁴δ⁴(P</w:t>
+      </w:r>
+      <w:r>
+        <w:rPr>
+          <w:vertAlign w:val="subscript"/>
+        </w:rPr>
+        <w:t>f</w:t>
+      </w:r>
+      <w:r>
+        <w:t>−P</w:t>
+      </w:r>
+      <w:r>
+        <w:rPr>
+          <w:vertAlign w:val="subscript"/>
+        </w:rPr>
+        <w:t>i</w:t>
+      </w:r>
+      <w:r>
+        <w:t>)|ℳ</w:t>
+      </w:r>
+      <w:r>
+        <w:rPr>
+          <w:vertAlign w:val="subscript"/>
+        </w:rPr>
+        <w:t>fi</w:t>
+      </w:r>
+      <w:r>
+        <w:t>|².</w:t>
       </w:r>
     </w:p>
     <w:p>
@@ -2883,7 +3963,43 @@
         <w:t xml:space="preserve"> </w:t>
       </w:r>
       <w:r>
-        <w:t>Dividing Exercise 3's result by T gives |S_fi|²/T=V(2π)⁴δ⁴(P_f−P_i)|ℳ_fi|², the transition rate (probability per unit time), with one factor of T cancelled and one factor of V remaining.</w:t>
+        <w:t>Dividing Exercise 3's result by T gives |S</w:t>
+      </w:r>
+      <w:r>
+        <w:rPr>
+          <w:vertAlign w:val="subscript"/>
+        </w:rPr>
+        <w:t>fi</w:t>
+      </w:r>
+      <w:r>
+        <w:t>|²/T=V(2π)⁴δ⁴(P</w:t>
+      </w:r>
+      <w:r>
+        <w:rPr>
+          <w:vertAlign w:val="subscript"/>
+        </w:rPr>
+        <w:t>f</w:t>
+      </w:r>
+      <w:r>
+        <w:t>−P</w:t>
+      </w:r>
+      <w:r>
+        <w:rPr>
+          <w:vertAlign w:val="subscript"/>
+        </w:rPr>
+        <w:t>i</w:t>
+      </w:r>
+      <w:r>
+        <w:t>)|ℳ</w:t>
+      </w:r>
+      <w:r>
+        <w:rPr>
+          <w:vertAlign w:val="subscript"/>
+        </w:rPr>
+        <w:t>fi</w:t>
+      </w:r>
+      <w:r>
+        <w:t>|², the transition rate (probability per unit time), with one factor of T cancelled and one factor of V remaining.</w:t>
       </w:r>
     </w:p>
     <w:p>
@@ -2897,7 +4013,16 @@
         <w:t xml:space="preserve"> </w:t>
       </w:r>
       <w:r>
-        <w:t>A constant transition rate R implies, over an elapsed time T, a total accumulated probability of RT (for T small enough that the probability stays well below 1); the linear-in-T growth of |S_fi|² found in Exercise 3 is exactly this expected behavior, confirming that dividing by T (Exercise 4) correctly recovers R as a T-independent, physically meaningful rate.</w:t>
+        <w:t>A constant transition rate R implies, over an elapsed time T, a total accumulated probability of RT (for T small enough that the probability stays well below 1); the linear-in-T growth of |S</w:t>
+      </w:r>
+      <w:r>
+        <w:rPr>
+          <w:vertAlign w:val="subscript"/>
+        </w:rPr>
+        <w:t>fi</w:t>
+      </w:r>
+      <w:r>
+        <w:t>|² found in Exercise 3 is exactly this expected behavior, confirming that dividing by T (Exercise 4) correctly recovers R as a T-independent, physically meaningful rate.</w:t>
       </w:r>
     </w:p>
     <w:p>
@@ -2953,7 +4078,52 @@
         <w:t xml:space="preserve"> </w:t>
       </w:r>
       <w:r>
-        <w:t>u†u=2E_p (this course's spinor normalization) shows that the natural relativistic density of states already carries a factor of 2E_p; combining d³p (an ordinary, non-invariant volume element in momentum space, since it does not include the appropriate Jacobian for a Lorentz boost) with 1/(2E_p) exactly compensates for this non-invariance, so that d³p/(2E_p), and hence d³p/((2π)³2E_p), transforms as a genuine Lorentz scalar under boosts, the standard, frequently-used fact underlying every relativistic phase-space integral in this course.</w:t>
+        <w:t>u†u=2E</w:t>
+      </w:r>
+      <w:r>
+        <w:rPr>
+          <w:vertAlign w:val="subscript"/>
+        </w:rPr>
+        <w:t>p</w:t>
+      </w:r>
+      <w:r>
+        <w:t xml:space="preserve"> (this course's spinor normalization) shows that the natural relativistic density of states already carries a factor of 2E</w:t>
+      </w:r>
+      <w:r>
+        <w:rPr>
+          <w:vertAlign w:val="subscript"/>
+        </w:rPr>
+        <w:t>p</w:t>
+      </w:r>
+      <w:r>
+        <w:t>; combining d³p (an ordinary, non-invariant volume element in momentum space, since it does not include the appropriate Jacobian for a Lorentz boost) with 1/(2E</w:t>
+      </w:r>
+      <w:r>
+        <w:rPr>
+          <w:vertAlign w:val="subscript"/>
+        </w:rPr>
+        <w:t>p</w:t>
+      </w:r>
+      <w:r>
+        <w:t>) exactly compensates for this non-invariance, so that d³p/(2E</w:t>
+      </w:r>
+      <w:r>
+        <w:rPr>
+          <w:vertAlign w:val="subscript"/>
+        </w:rPr>
+        <w:t>p</w:t>
+      </w:r>
+      <w:r>
+        <w:t>), and hence d³p/((2π)³2E</w:t>
+      </w:r>
+      <w:r>
+        <w:rPr>
+          <w:vertAlign w:val="subscript"/>
+        </w:rPr>
+        <w:t>p</w:t>
+      </w:r>
+      <w:r>
+        <w:t>), transforms as a genuine Lorentz scalar under boosts, the standard, frequently-used fact underlying every relativistic phase-space integral in this course.</w:t>
       </w:r>
     </w:p>
     <w:p>
@@ -2981,7 +4151,70 @@
         <w:t xml:space="preserve"> </w:t>
       </w:r>
       <w:r>
-        <w:t>dσ=(1/F)|ℳ|²(2π)⁴δ⁴(ΣP_f−ΣP_i)Π_f d³p_f/((2π)³2E_f): |ℳ|² is the process-specific physics; 1/F removes the beam-density dependence; (2π)⁴δ⁴(ΣP_f−ΣP_i) enforces overall momentum conservation; the phase-space product sums over every kinematically allowed final-state configuration with the correct Lorentz-invariant weighting.</w:t>
+        <w:t>dσ=(1/F)|ℳ|²(2π)⁴δ⁴(ΣP</w:t>
+      </w:r>
+      <w:r>
+        <w:rPr>
+          <w:vertAlign w:val="subscript"/>
+        </w:rPr>
+        <w:t>f</w:t>
+      </w:r>
+      <w:r>
+        <w:t>−ΣP</w:t>
+      </w:r>
+      <w:r>
+        <w:rPr>
+          <w:vertAlign w:val="subscript"/>
+        </w:rPr>
+        <w:t>i</w:t>
+      </w:r>
+      <w:r>
+        <w:t>)Π</w:t>
+      </w:r>
+      <w:r>
+        <w:rPr>
+          <w:vertAlign w:val="subscript"/>
+        </w:rPr>
+        <w:t>f</w:t>
+      </w:r>
+      <w:r>
+        <w:t xml:space="preserve"> d³p</w:t>
+      </w:r>
+      <w:r>
+        <w:rPr>
+          <w:vertAlign w:val="subscript"/>
+        </w:rPr>
+        <w:t>f</w:t>
+      </w:r>
+      <w:r>
+        <w:t>/((2π)³2E</w:t>
+      </w:r>
+      <w:r>
+        <w:rPr>
+          <w:vertAlign w:val="subscript"/>
+        </w:rPr>
+        <w:t>f</w:t>
+      </w:r>
+      <w:r>
+        <w:t>): |ℳ|² is the process-specific physics; 1/F removes the beam-density dependence; (2π)⁴δ⁴(ΣP</w:t>
+      </w:r>
+      <w:r>
+        <w:rPr>
+          <w:vertAlign w:val="subscript"/>
+        </w:rPr>
+        <w:t>f</w:t>
+      </w:r>
+      <w:r>
+        <w:t>−ΣP</w:t>
+      </w:r>
+      <w:r>
+        <w:rPr>
+          <w:vertAlign w:val="subscript"/>
+        </w:rPr>
+        <w:t>i</w:t>
+      </w:r>
+      <w:r>
+        <w:t>) enforces overall momentum conservation; the phase-space product sums over every kinematically allowed final-state configuration with the correct Lorentz-invariant weighting.</w:t>
       </w:r>
     </w:p>
     <w:p>
@@ -2995,7 +4228,70 @@
         <w:t xml:space="preserve"> </w:t>
       </w:r>
       <w:r>
-        <w:t>dΓ=(1/(2E_i))|ℳ|²(2π)⁴δ⁴(p_i−ΣP_f)Π_fd³p_f/((2π)³2E_f) (Section 4.2). A decay involves a single initial particle, not two colliding beams, so there is no relative flux of one beam through another to normalize against; the single particle's own relativistic normalization supplies the analogous factor, 1/(2E_i), in place of F.</w:t>
+        <w:t>dΓ=(1/(2E</w:t>
+      </w:r>
+      <w:r>
+        <w:rPr>
+          <w:vertAlign w:val="subscript"/>
+        </w:rPr>
+        <w:t>i</w:t>
+      </w:r>
+      <w:r>
+        <w:t>))|ℳ|²(2π)⁴δ⁴(p</w:t>
+      </w:r>
+      <w:r>
+        <w:rPr>
+          <w:vertAlign w:val="subscript"/>
+        </w:rPr>
+        <w:t>i</w:t>
+      </w:r>
+      <w:r>
+        <w:t>−ΣP</w:t>
+      </w:r>
+      <w:r>
+        <w:rPr>
+          <w:vertAlign w:val="subscript"/>
+        </w:rPr>
+        <w:t>f</w:t>
+      </w:r>
+      <w:r>
+        <w:t>)Π</w:t>
+      </w:r>
+      <w:r>
+        <w:rPr>
+          <w:vertAlign w:val="subscript"/>
+        </w:rPr>
+        <w:t>f</w:t>
+      </w:r>
+      <w:r>
+        <w:t>d³p</w:t>
+      </w:r>
+      <w:r>
+        <w:rPr>
+          <w:vertAlign w:val="subscript"/>
+        </w:rPr>
+        <w:t>f</w:t>
+      </w:r>
+      <w:r>
+        <w:t>/((2π)³2E</w:t>
+      </w:r>
+      <w:r>
+        <w:rPr>
+          <w:vertAlign w:val="subscript"/>
+        </w:rPr>
+        <w:t>f</w:t>
+      </w:r>
+      <w:r>
+        <w:t>) (Section 4.2). A decay involves a single initial particle, not two colliding beams, so there is no relative flux of one beam through another to normalize against; the single particle's own relativistic normalization supplies the analogous factor, 1/(2E</w:t>
+      </w:r>
+      <w:r>
+        <w:rPr>
+          <w:vertAlign w:val="subscript"/>
+        </w:rPr>
+        <w:t>i</w:t>
+      </w:r>
+      <w:r>
+        <w:t>), in place of F.</w:t>
       </w:r>
     </w:p>
     <w:p>
@@ -3009,7 +4305,52 @@
         <w:t xml:space="preserve"> </w:t>
       </w:r>
       <w:r>
-        <w:t>|ℳ|² is a Lorentz scalar (built from contracted spinor and polarization indices, as established since Lesson 43's discussion of scalar invariants); (2π)⁴δ⁴(p_i−ΣP_f) is Lorentz invariant (a four-dimensional delta function transforms as a scalar density that exactly compensates the Jacobian of a Lorentz transformation, the same fact underlying Exercise 9's phase-space invariance); each d³p_f/((2π)³2E_f) is Lorentz invariant by Exercise 9 itself. Only the explicit 1/(2E_i), a single number attached to the one frame-dependent quantity (the initial particle's own energy), is not separately invariant.</w:t>
+        <w:t>|ℳ|² is a Lorentz scalar (built from contracted spinor and polarization indices, as established since Lesson 43's discussion of scalar invariants); (2π)⁴δ⁴(p</w:t>
+      </w:r>
+      <w:r>
+        <w:rPr>
+          <w:vertAlign w:val="subscript"/>
+        </w:rPr>
+        <w:t>i</w:t>
+      </w:r>
+      <w:r>
+        <w:t>−ΣP</w:t>
+      </w:r>
+      <w:r>
+        <w:rPr>
+          <w:vertAlign w:val="subscript"/>
+        </w:rPr>
+        <w:t>f</w:t>
+      </w:r>
+      <w:r>
+        <w:t>) is Lorentz invariant (a four-dimensional delta function transforms as a scalar density that exactly compensates the Jacobian of a Lorentz transformation, the same fact underlying Exercise 9's phase-space invariance); each d³p</w:t>
+      </w:r>
+      <w:r>
+        <w:rPr>
+          <w:vertAlign w:val="subscript"/>
+        </w:rPr>
+        <w:t>f</w:t>
+      </w:r>
+      <w:r>
+        <w:t>/((2π)³2E</w:t>
+      </w:r>
+      <w:r>
+        <w:rPr>
+          <w:vertAlign w:val="subscript"/>
+        </w:rPr>
+        <w:t>f</w:t>
+      </w:r>
+      <w:r>
+        <w:t>) is Lorentz invariant by Exercise 9 itself. Only the explicit 1/(2E</w:t>
+      </w:r>
+      <w:r>
+        <w:rPr>
+          <w:vertAlign w:val="subscript"/>
+        </w:rPr>
+        <w:t>i</w:t>
+      </w:r>
+      <w:r>
+        <w:t>), a single number attached to the one frame-dependent quantity (the initial particle's own energy), is not separately invariant.</w:t>
       </w:r>
     </w:p>
     <w:p>
@@ -3023,7 +4364,61 @@
         <w:t xml:space="preserve"> </w:t>
       </w:r>
       <w:r>
-        <w:t>Setting E_i=γm (the energy of a particle of rest mass m observed with Lorentz factor γ) in dΓ=(1/(2E_i))|ℳ|²(⋯) gives dΓ=(1/(2γm))|ℳ|²(⋯); since the rest-frame rate is dΓ_0=(1/(2m))|ℳ|²(⋯) (setting γ=1, E_i=m) with the SAME |ℳ|² and phase-space integral (both Lorentz invariant, Exercise 13), dΓ=dΓ_0/γ, and integrating over the full final-state phase space gives Γ=Γ_0/γ.</w:t>
+        <w:t>Setting E</w:t>
+      </w:r>
+      <w:r>
+        <w:rPr>
+          <w:vertAlign w:val="subscript"/>
+        </w:rPr>
+        <w:t>i</w:t>
+      </w:r>
+      <w:r>
+        <w:t>=γm (the energy of a particle of rest mass m observed with Lorentz factor γ) in dΓ=(1/(2E</w:t>
+      </w:r>
+      <w:r>
+        <w:rPr>
+          <w:vertAlign w:val="subscript"/>
+        </w:rPr>
+        <w:t>i</w:t>
+      </w:r>
+      <w:r>
+        <w:t>))|ℳ|²(⋯) gives dΓ=(1/(2γm))|ℳ|²(⋯); since the rest-frame rate is dΓ</w:t>
+      </w:r>
+      <w:r>
+        <w:rPr>
+          <w:vertAlign w:val="subscript"/>
+        </w:rPr>
+        <w:t>0</w:t>
+      </w:r>
+      <w:r>
+        <w:t>=(1/(2m))|ℳ|²(⋯) (setting γ=1, E</w:t>
+      </w:r>
+      <w:r>
+        <w:rPr>
+          <w:vertAlign w:val="subscript"/>
+        </w:rPr>
+        <w:t>i</w:t>
+      </w:r>
+      <w:r>
+        <w:t>=m) with the SAME |ℳ|² and phase-space integral (both Lorentz invariant, Exercise 13), dΓ=dΓ</w:t>
+      </w:r>
+      <w:r>
+        <w:rPr>
+          <w:vertAlign w:val="subscript"/>
+        </w:rPr>
+        <w:t>0</w:t>
+      </w:r>
+      <w:r>
+        <w:t>/γ, and integrating over the full final-state phase space gives Γ=Γ</w:t>
+      </w:r>
+      <w:r>
+        <w:rPr>
+          <w:vertAlign w:val="subscript"/>
+        </w:rPr>
+        <w:t>0</w:t>
+      </w:r>
+      <w:r>
+        <w:t>/γ.</w:t>
       </w:r>
     </w:p>
     <w:p>
@@ -3037,7 +4432,52 @@
         <w:t xml:space="preserve"> </w:t>
       </w:r>
       <w:r>
-        <w:t>τ=1/Γ=1/(Γ_0/γ)=γ/Γ_0=γ(1/Γ_0)=γτ_0, using Exercise 14's Γ=Γ_0/γ. This is exactly relativistic time dilation: a moving unstable particle (such as a muon produced high in the atmosphere) is observed to live longer, by the factor γ, than its rest-frame lifetime would suggest, the well-known effect that allows a substantial fraction of cosmic-ray muons to reach the Earth's surface despite their short rest-frame lifetime.</w:t>
+        <w:t>τ=1/Γ=1/(Γ</w:t>
+      </w:r>
+      <w:r>
+        <w:rPr>
+          <w:vertAlign w:val="subscript"/>
+        </w:rPr>
+        <w:t>0</w:t>
+      </w:r>
+      <w:r>
+        <w:t>/γ)=γ/Γ</w:t>
+      </w:r>
+      <w:r>
+        <w:rPr>
+          <w:vertAlign w:val="subscript"/>
+        </w:rPr>
+        <w:t>0</w:t>
+      </w:r>
+      <w:r>
+        <w:t>=γ(1/Γ</w:t>
+      </w:r>
+      <w:r>
+        <w:rPr>
+          <w:vertAlign w:val="subscript"/>
+        </w:rPr>
+        <w:t>0</w:t>
+      </w:r>
+      <w:r>
+        <w:t>)=γτ</w:t>
+      </w:r>
+      <w:r>
+        <w:rPr>
+          <w:vertAlign w:val="subscript"/>
+        </w:rPr>
+        <w:t>0</w:t>
+      </w:r>
+      <w:r>
+        <w:t>, using Exercise 14's Γ=Γ</w:t>
+      </w:r>
+      <w:r>
+        <w:rPr>
+          <w:vertAlign w:val="subscript"/>
+        </w:rPr>
+        <w:t>0</w:t>
+      </w:r>
+      <w:r>
+        <w:t>/γ. This is exactly relativistic time dilation: a moving unstable particle (such as a muon produced high in the atmosphere) is observed to live longer, by the factor γ, than its rest-frame lifetime would suggest, the well-known effect that allows a substantial fraction of cosmic-ray muons to reach the Earth's surface despite their short rest-frame lifetime.</w:t>
       </w:r>
     </w:p>
     <w:p>
@@ -3059,47 +4499,12 @@
         <w:pStyle w:val="Heading2"/>
       </w:pPr>
       <w:r>
-        <w:t>Mastery checklist</w:t>
+        <w:t>Mastery check</w:t>
       </w:r>
     </w:p>
     <w:p>
-      <w:pPr>
-        <w:pStyle w:val="ListBullet"/>
-      </w:pPr>
-      <w:r>
-        <w:t>I can resolve the squared delta function [(2π)⁴δ⁴(P)]² using its Fourier representation.</w:t>
-      </w:r>
-    </w:p>
-    <w:p>
-      <w:pPr>
-        <w:pStyle w:val="ListBullet"/>
-      </w:pPr>
-      <w:r>
-        <w:t>I can derive the transition rate per unit time from |S_fi|² and explain why dividing by T is necessary.</w:t>
-      </w:r>
-    </w:p>
-    <w:p>
-      <w:pPr>
-        <w:pStyle w:val="ListBullet"/>
-      </w:pPr>
-      <w:r>
-        <w:t>I can state the cross-section formula and identify each of its four pieces.</w:t>
-      </w:r>
-    </w:p>
-    <w:p>
-      <w:pPr>
-        <w:pStyle w:val="ListBullet"/>
-      </w:pPr>
-      <w:r>
-        <w:t>I can state the decay-rate formula and explain why it needs no flux factor.</w:t>
-      </w:r>
-    </w:p>
-    <w:p>
-      <w:pPr>
-        <w:pStyle w:val="ListBullet"/>
-      </w:pPr>
-      <w:r>
-        <w:t>I can derive τ=γτ_0 directly from the 1/(2E_i) factor in the decay-rate formula.</w:t>
+      <w:r>
+        <w:t>Before moving on, do the Core exercises without looking at the solutions and state this lesson's main result from memory. If both go smoothly, continue; if not, reread the sections the missed exercises cite.</w:t>
       </w:r>
     </w:p>
     <w:p>
@@ -3151,7 +4556,7 @@
         <w:color w:val="5A5A5A"/>
         <w:sz w:val="16"/>
       </w:rPr>
-      <w:t>QED Course   Lesson 51</w:t>
+      <w:t>A QED Course   Lesson 51</w:t>
     </w:r>
   </w:p>
 </w:hdr>
